--- a/Files/09 - Misc/Rabbi Oelbaum Shabbos/Shabbos - The Gift of Olam Haba in This World.docx
+++ b/Files/09 - Misc/Rabbi Oelbaum Shabbos/Shabbos - The Gift of Olam Haba in This World.docx
@@ -12,7 +12,37 @@
         <w:rPr>
           <w:rFonts w:ascii="Times New Roman" w:eastAsia="Times New Roman" w:hAnsi="Times New Roman" w:cs="Times New Roman"/>
         </w:rPr>
-        <w:t>Zeidy: This was a dvar Torah that R</w:t>
+        <w:t>A</w:t>
+      </w:r>
+      <w:r>
+        <w:rPr>
+          <w:rFonts w:ascii="Times New Roman" w:eastAsia="Times New Roman" w:hAnsi="Times New Roman" w:cs="Times New Roman"/>
+        </w:rPr>
+        <w:t xml:space="preserve"> dvar Torah</w:t>
+      </w:r>
+      <w:r>
+        <w:rPr>
+          <w:rFonts w:ascii="Times New Roman" w:eastAsia="Times New Roman" w:hAnsi="Times New Roman" w:cs="Times New Roman"/>
+        </w:rPr>
+        <w:t xml:space="preserve"> on parshas Ki Sisa</w:t>
+      </w:r>
+      <w:r>
+        <w:rPr>
+          <w:rFonts w:ascii="Times New Roman" w:eastAsia="Times New Roman" w:hAnsi="Times New Roman" w:cs="Times New Roman"/>
+        </w:rPr>
+        <w:t xml:space="preserve"> </w:t>
+      </w:r>
+      <w:r>
+        <w:rPr>
+          <w:rFonts w:ascii="Times New Roman" w:eastAsia="Times New Roman" w:hAnsi="Times New Roman" w:cs="Times New Roman"/>
+        </w:rPr>
+        <w:t>by</w:t>
+      </w:r>
+      <w:r>
+        <w:rPr>
+          <w:rFonts w:ascii="Times New Roman" w:eastAsia="Times New Roman" w:hAnsi="Times New Roman" w:cs="Times New Roman"/>
+        </w:rPr>
+        <w:t xml:space="preserve"> R</w:t>
       </w:r>
       <w:r>
         <w:rPr>
@@ -24,7 +54,31 @@
         <w:rPr>
           <w:rFonts w:ascii="Times New Roman" w:eastAsia="Times New Roman" w:hAnsi="Times New Roman" w:cs="Times New Roman"/>
         </w:rPr>
-        <w:t xml:space="preserve"> Oelbaum requested be printed because it was a very beautiful vort on Ki Sisa, and he gave us permission to put it in the sefer.</w:t>
+        <w:t xml:space="preserve"> Oelbaum</w:t>
+      </w:r>
+      <w:r>
+        <w:rPr>
+          <w:rFonts w:ascii="Times New Roman" w:eastAsia="Times New Roman" w:hAnsi="Times New Roman" w:cs="Times New Roman"/>
+        </w:rPr>
+        <w:t>,</w:t>
+      </w:r>
+      <w:r>
+        <w:rPr>
+          <w:rFonts w:ascii="Times New Roman" w:eastAsia="Times New Roman" w:hAnsi="Times New Roman" w:cs="Times New Roman"/>
+        </w:rPr>
+        <w:t xml:space="preserve"> </w:t>
+      </w:r>
+      <w:r>
+        <w:rPr>
+          <w:rFonts w:ascii="Times New Roman" w:eastAsia="Times New Roman" w:hAnsi="Times New Roman" w:cs="Times New Roman"/>
+        </w:rPr>
+        <w:t>who gave permission to put it in this</w:t>
+      </w:r>
+      <w:r>
+        <w:rPr>
+          <w:rFonts w:ascii="Times New Roman" w:eastAsia="Times New Roman" w:hAnsi="Times New Roman" w:cs="Times New Roman"/>
+        </w:rPr>
+        <w:t xml:space="preserve"> sefer.</w:t>
       </w:r>
     </w:p>
     <w:p>
@@ -650,13 +704,7 @@
         <w:rPr>
           <w:rFonts w:ascii="Times New Roman" w:eastAsia="Times New Roman" w:hAnsi="Times New Roman" w:cs="Times New Roman"/>
         </w:rPr>
-        <w:t xml:space="preserve"> - </w:t>
-      </w:r>
-      <w:r>
-        <w:rPr>
-          <w:rFonts w:ascii="Times New Roman" w:eastAsia="Times New Roman" w:hAnsi="Times New Roman" w:cs="Times New Roman"/>
-        </w:rPr>
-        <w:t>they should know; they should be aware of what they have.</w:t>
+        <w:t xml:space="preserve"> - they should know; they should be aware of what they have.</w:t>
       </w:r>
     </w:p>
     <w:p>
@@ -2272,13 +2320,7 @@
         <w:rPr>
           <w:rFonts w:ascii="Times New Roman" w:eastAsia="Times New Roman" w:hAnsi="Times New Roman" w:cs="Times New Roman"/>
         </w:rPr>
-        <w:t xml:space="preserve"> - </w:t>
-      </w:r>
-      <w:r>
-        <w:rPr>
-          <w:rFonts w:ascii="Times New Roman" w:eastAsia="Times New Roman" w:hAnsi="Times New Roman" w:cs="Times New Roman"/>
-        </w:rPr>
-        <w:t xml:space="preserve">from the end of the earth we hear </w:t>
+        <w:t xml:space="preserve"> - from the end of the earth we hear </w:t>
       </w:r>
       <w:r>
         <w:rPr>
@@ -3009,13 +3051,7 @@
         <w:rPr>
           <w:rFonts w:ascii="Times New Roman" w:eastAsia="Times New Roman" w:hAnsi="Times New Roman" w:cs="Times New Roman"/>
         </w:rPr>
-        <w:t xml:space="preserve"> - </w:t>
-      </w:r>
-      <w:r>
-        <w:rPr>
-          <w:rFonts w:ascii="Times New Roman" w:eastAsia="Times New Roman" w:hAnsi="Times New Roman" w:cs="Times New Roman"/>
-        </w:rPr>
-        <w:t>we don</w:t>
+        <w:t xml:space="preserve"> - we don</w:t>
       </w:r>
       <w:r>
         <w:rPr>
@@ -6106,68 +6142,68 @@
         <w:rPr>
           <w:rFonts w:ascii="Times New Roman" w:eastAsia="Times New Roman" w:hAnsi="Times New Roman" w:cs="Times New Roman"/>
         </w:rPr>
-        <w:t xml:space="preserve"> and have </w:t>
+        <w:t xml:space="preserve"> and have a good, peaceful, tranquil life, while on the other hand the </w:t>
+      </w:r>
+      <w:r>
+        <w:rPr>
+          <w:rFonts w:ascii="Times New Roman" w:eastAsia="Times New Roman" w:hAnsi="Times New Roman" w:cs="Times New Roman" w:hint="cs"/>
+          <w:rtl/>
+        </w:rPr>
+        <w:t>צדיק</w:t>
+      </w:r>
+      <w:r>
+        <w:rPr>
+          <w:rFonts w:ascii="Times New Roman" w:eastAsia="Times New Roman" w:hAnsi="Times New Roman" w:cs="Times New Roman"/>
+        </w:rPr>
+        <w:t xml:space="preserve">, who is the true servant of </w:t>
+      </w:r>
+      <w:r>
+        <w:rPr>
+          <w:rFonts w:ascii="Times New Roman" w:eastAsia="Times New Roman" w:hAnsi="Times New Roman" w:cs="Times New Roman" w:hint="cs"/>
+          <w:rtl/>
+        </w:rPr>
+        <w:t>הקדוש</w:t>
+      </w:r>
+      <w:r>
+        <w:rPr>
+          <w:rFonts w:ascii="Times New Roman" w:eastAsia="Times New Roman" w:hAnsi="Times New Roman" w:cs="Times New Roman"/>
+          <w:rtl/>
+        </w:rPr>
+        <w:t xml:space="preserve"> </w:t>
+      </w:r>
+      <w:r>
+        <w:rPr>
+          <w:rFonts w:ascii="Times New Roman" w:eastAsia="Times New Roman" w:hAnsi="Times New Roman" w:cs="Times New Roman" w:hint="cs"/>
+          <w:rtl/>
+        </w:rPr>
+        <w:t>ברוך</w:t>
+      </w:r>
+      <w:r>
+        <w:rPr>
+          <w:rFonts w:ascii="Times New Roman" w:eastAsia="Times New Roman" w:hAnsi="Times New Roman" w:cs="Times New Roman"/>
+          <w:rtl/>
+        </w:rPr>
+        <w:t xml:space="preserve"> </w:t>
+      </w:r>
+      <w:r>
+        <w:rPr>
+          <w:rFonts w:ascii="Times New Roman" w:eastAsia="Times New Roman" w:hAnsi="Times New Roman" w:cs="Times New Roman" w:hint="cs"/>
+          <w:rtl/>
+        </w:rPr>
+        <w:t>הוא</w:t>
+      </w:r>
+      <w:r>
+        <w:rPr>
+          <w:rFonts w:ascii="Times New Roman" w:eastAsia="Times New Roman" w:hAnsi="Times New Roman" w:cs="Times New Roman"/>
+        </w:rPr>
+        <w:t xml:space="preserve">, nevertheless undergoes </w:t>
       </w:r>
       <w:r>
         <w:rPr>
           <w:rFonts w:ascii="Times New Roman" w:eastAsia="Times New Roman" w:hAnsi="Times New Roman" w:cs="Times New Roman"/>
         </w:rPr>
         <w:lastRenderedPageBreak/>
-        <w:t xml:space="preserve">a good, peaceful, tranquil life, while on the other hand the </w:t>
-      </w:r>
-      <w:r>
-        <w:rPr>
-          <w:rFonts w:ascii="Times New Roman" w:eastAsia="Times New Roman" w:hAnsi="Times New Roman" w:cs="Times New Roman" w:hint="cs"/>
-          <w:rtl/>
-        </w:rPr>
-        <w:t>צדיק</w:t>
-      </w:r>
-      <w:r>
-        <w:rPr>
-          <w:rFonts w:ascii="Times New Roman" w:eastAsia="Times New Roman" w:hAnsi="Times New Roman" w:cs="Times New Roman"/>
-        </w:rPr>
-        <w:t xml:space="preserve">, who is the true servant of </w:t>
-      </w:r>
-      <w:r>
-        <w:rPr>
-          <w:rFonts w:ascii="Times New Roman" w:eastAsia="Times New Roman" w:hAnsi="Times New Roman" w:cs="Times New Roman" w:hint="cs"/>
-          <w:rtl/>
-        </w:rPr>
-        <w:t>הקדוש</w:t>
-      </w:r>
-      <w:r>
-        <w:rPr>
-          <w:rFonts w:ascii="Times New Roman" w:eastAsia="Times New Roman" w:hAnsi="Times New Roman" w:cs="Times New Roman"/>
-          <w:rtl/>
-        </w:rPr>
-        <w:t xml:space="preserve"> </w:t>
-      </w:r>
-      <w:r>
-        <w:rPr>
-          <w:rFonts w:ascii="Times New Roman" w:eastAsia="Times New Roman" w:hAnsi="Times New Roman" w:cs="Times New Roman" w:hint="cs"/>
-          <w:rtl/>
-        </w:rPr>
-        <w:t>ברוך</w:t>
-      </w:r>
-      <w:r>
-        <w:rPr>
-          <w:rFonts w:ascii="Times New Roman" w:eastAsia="Times New Roman" w:hAnsi="Times New Roman" w:cs="Times New Roman"/>
-          <w:rtl/>
-        </w:rPr>
-        <w:t xml:space="preserve"> </w:t>
-      </w:r>
-      <w:r>
-        <w:rPr>
-          <w:rFonts w:ascii="Times New Roman" w:eastAsia="Times New Roman" w:hAnsi="Times New Roman" w:cs="Times New Roman" w:hint="cs"/>
-          <w:rtl/>
-        </w:rPr>
-        <w:t>הוא</w:t>
-      </w:r>
-      <w:r>
-        <w:rPr>
-          <w:rFonts w:ascii="Times New Roman" w:eastAsia="Times New Roman" w:hAnsi="Times New Roman" w:cs="Times New Roman"/>
-        </w:rPr>
-        <w:t xml:space="preserve">, nevertheless undergoes so many </w:t>
+        <w:t xml:space="preserve">so many </w:t>
       </w:r>
       <w:r>
         <w:rPr>
@@ -6206,13 +6242,7 @@
         <w:rPr>
           <w:rFonts w:ascii="Times New Roman" w:eastAsia="Times New Roman" w:hAnsi="Times New Roman" w:cs="Times New Roman"/>
         </w:rPr>
-        <w:t xml:space="preserve"> upon whom the sun shines</w:t>
-      </w:r>
-      <w:r>
-        <w:rPr>
-          <w:rFonts w:ascii="Times New Roman" w:eastAsia="Times New Roman" w:hAnsi="Times New Roman" w:cs="Times New Roman"/>
-        </w:rPr>
-        <w:t xml:space="preserve"> - </w:t>
+        <w:t xml:space="preserve"> upon whom the sun shines - </w:t>
       </w:r>
       <w:r>
         <w:rPr>
@@ -6601,19 +6631,7 @@
         <w:rPr>
           <w:rFonts w:ascii="Times New Roman" w:eastAsia="Times New Roman" w:hAnsi="Times New Roman" w:cs="Times New Roman"/>
         </w:rPr>
-        <w:t xml:space="preserve"> - </w:t>
-      </w:r>
-      <w:r>
-        <w:rPr>
-          <w:rFonts w:ascii="Times New Roman" w:eastAsia="Times New Roman" w:hAnsi="Times New Roman" w:cs="Times New Roman"/>
-        </w:rPr>
-        <w:t>the question is</w:t>
-      </w:r>
-      <w:r>
-        <w:rPr>
-          <w:rFonts w:ascii="Times New Roman" w:eastAsia="Times New Roman" w:hAnsi="Times New Roman" w:cs="Times New Roman"/>
-        </w:rPr>
-        <w:t xml:space="preserve"> - </w:t>
+        <w:t xml:space="preserve"> - the question is - </w:t>
       </w:r>
       <w:r>
         <w:rPr>
@@ -6833,13 +6851,7 @@
         <w:rPr>
           <w:rFonts w:ascii="Times New Roman" w:eastAsia="Times New Roman" w:hAnsi="Times New Roman" w:cs="Times New Roman"/>
         </w:rPr>
-        <w:t xml:space="preserve"> - </w:t>
-      </w:r>
-      <w:r>
-        <w:rPr>
-          <w:rFonts w:ascii="Times New Roman" w:eastAsia="Times New Roman" w:hAnsi="Times New Roman" w:cs="Times New Roman"/>
-        </w:rPr>
-        <w:t xml:space="preserve">the nations of the world observe and ask: </w:t>
+        <w:t xml:space="preserve"> - the nations of the world observe and ask: </w:t>
       </w:r>
       <w:r>
         <w:rPr>
@@ -8198,13 +8210,7 @@
         <w:rPr>
           <w:rFonts w:ascii="Times New Roman" w:eastAsia="Times New Roman" w:hAnsi="Times New Roman" w:cs="Times New Roman"/>
         </w:rPr>
-        <w:t xml:space="preserve"> - </w:t>
-      </w:r>
-      <w:r>
-        <w:rPr>
-          <w:rFonts w:ascii="Times New Roman" w:eastAsia="Times New Roman" w:hAnsi="Times New Roman" w:cs="Times New Roman"/>
-        </w:rPr>
-        <w:t xml:space="preserve">the title of this </w:t>
+        <w:t xml:space="preserve"> - the title of this </w:t>
       </w:r>
       <w:r>
         <w:rPr>
@@ -8217,13 +8223,7 @@
         <w:rPr>
           <w:rFonts w:ascii="Times New Roman" w:eastAsia="Times New Roman" w:hAnsi="Times New Roman" w:cs="Times New Roman"/>
         </w:rPr>
-        <w:t xml:space="preserve"> - </w:t>
-      </w:r>
-      <w:r>
-        <w:rPr>
-          <w:rFonts w:ascii="Times New Roman" w:eastAsia="Times New Roman" w:hAnsi="Times New Roman" w:cs="Times New Roman"/>
-        </w:rPr>
-        <w:t xml:space="preserve">purports to sing a song </w:t>
+        <w:t xml:space="preserve"> - purports to sing a song </w:t>
       </w:r>
       <w:r>
         <w:rPr>
@@ -8372,13 +8372,7 @@
         <w:rPr>
           <w:rFonts w:ascii="Times New Roman" w:eastAsia="Times New Roman" w:hAnsi="Times New Roman" w:cs="Times New Roman"/>
         </w:rPr>
-        <w:t xml:space="preserve"> - </w:t>
-      </w:r>
-      <w:r>
-        <w:rPr>
-          <w:rFonts w:ascii="Times New Roman" w:eastAsia="Times New Roman" w:hAnsi="Times New Roman" w:cs="Times New Roman"/>
-        </w:rPr>
-        <w:t xml:space="preserve">where? What do we find in this </w:t>
+        <w:t xml:space="preserve"> - where? What do we find in this </w:t>
       </w:r>
       <w:r>
         <w:rPr>
@@ -9926,13 +9920,7 @@
         <w:rPr>
           <w:rFonts w:ascii="Times New Roman" w:eastAsia="Times New Roman" w:hAnsi="Times New Roman" w:cs="Times New Roman"/>
         </w:rPr>
-        <w:t xml:space="preserve"> - </w:t>
-      </w:r>
-      <w:r>
-        <w:rPr>
-          <w:rFonts w:ascii="Times New Roman" w:eastAsia="Times New Roman" w:hAnsi="Times New Roman" w:cs="Times New Roman"/>
-        </w:rPr>
-        <w:t xml:space="preserve">the </w:t>
+        <w:t xml:space="preserve"> - the </w:t>
       </w:r>
       <w:r>
         <w:rPr>
@@ -9971,13 +9959,7 @@
         <w:rPr>
           <w:rFonts w:ascii="Times New Roman" w:eastAsia="Times New Roman" w:hAnsi="Times New Roman" w:cs="Times New Roman"/>
         </w:rPr>
-        <w:t xml:space="preserve"> - </w:t>
-      </w:r>
-      <w:r>
-        <w:rPr>
-          <w:rFonts w:ascii="Times New Roman" w:eastAsia="Times New Roman" w:hAnsi="Times New Roman" w:cs="Times New Roman"/>
-        </w:rPr>
-        <w:t xml:space="preserve">so too regarding the seven-day week, </w:t>
+        <w:t xml:space="preserve"> - so too regarding the seven-day week, </w:t>
       </w:r>
       <w:r>
         <w:rPr>
@@ -11656,13 +11638,7 @@
         <w:rPr>
           <w:rFonts w:ascii="Times New Roman" w:eastAsia="Times New Roman" w:hAnsi="Times New Roman" w:cs="Times New Roman"/>
         </w:rPr>
-        <w:t xml:space="preserve"> - </w:t>
-      </w:r>
-      <w:r>
-        <w:rPr>
-          <w:rFonts w:ascii="Times New Roman" w:eastAsia="Times New Roman" w:hAnsi="Times New Roman" w:cs="Times New Roman"/>
-        </w:rPr>
-        <w:t xml:space="preserve">even though, from the vantage point and lenses of this world, many things appear to be a </w:t>
+        <w:t xml:space="preserve"> - even though, from the vantage point and lenses of this world, many things appear to be a </w:t>
       </w:r>
       <w:r>
         <w:rPr>
@@ -11839,19 +11815,7 @@
         <w:rPr>
           <w:rFonts w:ascii="Times New Roman" w:eastAsia="Times New Roman" w:hAnsi="Times New Roman" w:cs="Times New Roman"/>
         </w:rPr>
-        <w:t xml:space="preserve"> turning in his head</w:t>
-      </w:r>
-      <w:r>
-        <w:rPr>
-          <w:rFonts w:ascii="Times New Roman" w:eastAsia="Times New Roman" w:hAnsi="Times New Roman" w:cs="Times New Roman"/>
-        </w:rPr>
-        <w:t xml:space="preserve"> - </w:t>
-      </w:r>
-      <w:r>
-        <w:rPr>
-          <w:rFonts w:ascii="Times New Roman" w:eastAsia="Times New Roman" w:hAnsi="Times New Roman" w:cs="Times New Roman"/>
-        </w:rPr>
-        <w:t xml:space="preserve">why is there </w:t>
+        <w:t xml:space="preserve"> turning in his head - why is there </w:t>
       </w:r>
       <w:r>
         <w:rPr>
@@ -11933,19 +11897,7 @@
         <w:rPr>
           <w:rFonts w:ascii="Times New Roman" w:eastAsia="Times New Roman" w:hAnsi="Times New Roman" w:cs="Times New Roman"/>
         </w:rPr>
-        <w:t>?</w:t>
-      </w:r>
-      <w:r>
-        <w:rPr>
-          <w:rFonts w:ascii="Times New Roman" w:eastAsia="Times New Roman" w:hAnsi="Times New Roman" w:cs="Times New Roman"/>
-        </w:rPr>
-        <w:t xml:space="preserve"> - </w:t>
-      </w:r>
-      <w:r>
-        <w:rPr>
-          <w:rFonts w:ascii="Times New Roman" w:eastAsia="Times New Roman" w:hAnsi="Times New Roman" w:cs="Times New Roman"/>
-        </w:rPr>
-        <w:t xml:space="preserve">he has the question </w:t>
+        <w:t xml:space="preserve">? - he has the question </w:t>
       </w:r>
       <w:r>
         <w:rPr>
@@ -12588,13 +12540,7 @@
         <w:rPr>
           <w:rFonts w:ascii="Times New Roman" w:eastAsia="Times New Roman" w:hAnsi="Times New Roman" w:cs="Times New Roman"/>
         </w:rPr>
-        <w:t xml:space="preserve"> - </w:t>
-      </w:r>
-      <w:r>
-        <w:rPr>
-          <w:rFonts w:ascii="Times New Roman" w:eastAsia="Times New Roman" w:hAnsi="Times New Roman" w:cs="Times New Roman"/>
-        </w:rPr>
-        <w:t xml:space="preserve">is </w:t>
+        <w:t xml:space="preserve"> - is </w:t>
       </w:r>
       <w:r>
         <w:rPr>
@@ -14132,13 +14078,7 @@
         <w:rPr>
           <w:rFonts w:ascii="Times New Roman" w:eastAsia="Times New Roman" w:hAnsi="Times New Roman" w:cs="Times New Roman"/>
         </w:rPr>
-        <w:t xml:space="preserve"> - </w:t>
-      </w:r>
-      <w:r>
-        <w:rPr>
-          <w:rFonts w:ascii="Times New Roman" w:eastAsia="Times New Roman" w:hAnsi="Times New Roman" w:cs="Times New Roman"/>
-        </w:rPr>
-        <w:t xml:space="preserve">there are so many kinds of inanimate objects, so many types of vegetation, so many species of </w:t>
+        <w:t xml:space="preserve"> - there are so many kinds of inanimate objects, so many types of vegetation, so many species of </w:t>
       </w:r>
       <w:r>
         <w:rPr>
@@ -16398,13 +16338,7 @@
         <w:rPr>
           <w:rFonts w:ascii="Times New Roman" w:eastAsia="Times New Roman" w:hAnsi="Times New Roman" w:cs="Times New Roman"/>
         </w:rPr>
-        <w:t xml:space="preserve"> - </w:t>
-      </w:r>
-      <w:r>
-        <w:rPr>
-          <w:rFonts w:ascii="Times New Roman" w:eastAsia="Times New Roman" w:hAnsi="Times New Roman" w:cs="Times New Roman"/>
-        </w:rPr>
-        <w:t xml:space="preserve">we have that knowledge, that </w:t>
+        <w:t xml:space="preserve"> - we have that knowledge, that </w:t>
       </w:r>
       <w:r>
         <w:rPr>
@@ -17437,19 +17371,7 @@
         <w:rPr>
           <w:rFonts w:ascii="Times New Roman" w:eastAsia="Times New Roman" w:hAnsi="Times New Roman" w:cs="Times New Roman"/>
         </w:rPr>
-        <w:t xml:space="preserve"> where we will even thank Hashem for having been angry with us</w:t>
-      </w:r>
-      <w:r>
-        <w:rPr>
-          <w:rFonts w:ascii="Times New Roman" w:eastAsia="Times New Roman" w:hAnsi="Times New Roman" w:cs="Times New Roman"/>
-        </w:rPr>
-        <w:t xml:space="preserve"> - </w:t>
-      </w:r>
-      <w:r>
-        <w:rPr>
-          <w:rFonts w:ascii="Times New Roman" w:eastAsia="Times New Roman" w:hAnsi="Times New Roman" w:cs="Times New Roman"/>
-        </w:rPr>
-        <w:t xml:space="preserve">something that, at first glance, appears to be </w:t>
+        <w:t xml:space="preserve"> where we will even thank Hashem for having been angry with us - something that, at first glance, appears to be </w:t>
       </w:r>
       <w:r>
         <w:rPr>
@@ -20235,13 +20157,7 @@
         <w:rPr>
           <w:rFonts w:ascii="Times New Roman" w:eastAsia="Times New Roman" w:hAnsi="Times New Roman" w:cs="Times New Roman"/>
         </w:rPr>
-        <w:t xml:space="preserve"> - </w:t>
-      </w:r>
-      <w:r>
-        <w:rPr>
-          <w:rFonts w:ascii="Times New Roman" w:eastAsia="Times New Roman" w:hAnsi="Times New Roman" w:cs="Times New Roman"/>
-        </w:rPr>
-        <w:t xml:space="preserve">although we are </w:t>
+        <w:t xml:space="preserve"> - although we are </w:t>
       </w:r>
       <w:r>
         <w:rPr>
@@ -20254,19 +20170,7 @@
         <w:rPr>
           <w:rFonts w:ascii="Times New Roman" w:eastAsia="Times New Roman" w:hAnsi="Times New Roman" w:cs="Times New Roman"/>
         </w:rPr>
-        <w:t xml:space="preserve"> unable to understand this</w:t>
-      </w:r>
-      <w:r>
-        <w:rPr>
-          <w:rFonts w:ascii="Times New Roman" w:eastAsia="Times New Roman" w:hAnsi="Times New Roman" w:cs="Times New Roman"/>
-        </w:rPr>
-        <w:t xml:space="preserve"> - </w:t>
-      </w:r>
-      <w:r>
-        <w:rPr>
-          <w:rFonts w:ascii="Times New Roman" w:eastAsia="Times New Roman" w:hAnsi="Times New Roman" w:cs="Times New Roman"/>
-        </w:rPr>
-        <w:t xml:space="preserve">has a hidden positive side. </w:t>
+        <w:t xml:space="preserve"> unable to understand this - has a hidden positive side. </w:t>
       </w:r>
       <w:r>
         <w:rPr>
@@ -20611,31 +20515,7 @@
         <w:rPr>
           <w:rFonts w:ascii="Times New Roman" w:eastAsia="Times New Roman" w:hAnsi="Times New Roman" w:cs="Times New Roman"/>
         </w:rPr>
-        <w:t xml:space="preserve"> is that you will only be able to see things in hindsight. Later</w:t>
-      </w:r>
-      <w:r>
-        <w:rPr>
-          <w:rFonts w:ascii="Times New Roman" w:eastAsia="Times New Roman" w:hAnsi="Times New Roman" w:cs="Times New Roman"/>
-        </w:rPr>
-        <w:t xml:space="preserve"> - </w:t>
-      </w:r>
-      <w:r>
-        <w:rPr>
-          <w:rFonts w:ascii="Times New Roman" w:eastAsia="Times New Roman" w:hAnsi="Times New Roman" w:cs="Times New Roman"/>
-        </w:rPr>
-        <w:t>perhaps many years later</w:t>
-      </w:r>
-      <w:r>
-        <w:rPr>
-          <w:rFonts w:ascii="Times New Roman" w:eastAsia="Times New Roman" w:hAnsi="Times New Roman" w:cs="Times New Roman"/>
-        </w:rPr>
-        <w:t xml:space="preserve"> - </w:t>
-      </w:r>
-      <w:r>
-        <w:rPr>
-          <w:rFonts w:ascii="Times New Roman" w:eastAsia="Times New Roman" w:hAnsi="Times New Roman" w:cs="Times New Roman"/>
-        </w:rPr>
-        <w:t xml:space="preserve">you will be able to look back and understand what you did not understand at the time. But </w:t>
+        <w:t xml:space="preserve"> is that you will only be able to see things in hindsight. Later - perhaps many years later - you will be able to look back and understand what you did not understand at the time. But </w:t>
       </w:r>
       <w:r>
         <w:rPr>
@@ -20850,13 +20730,7 @@
         <w:rPr>
           <w:rFonts w:ascii="Times New Roman" w:eastAsia="Times New Roman" w:hAnsi="Times New Roman" w:cs="Times New Roman"/>
         </w:rPr>
-        <w:t xml:space="preserve"> - </w:t>
-      </w:r>
-      <w:r>
-        <w:rPr>
-          <w:rFonts w:ascii="Times New Roman" w:eastAsia="Times New Roman" w:hAnsi="Times New Roman" w:cs="Times New Roman"/>
-        </w:rPr>
-        <w:t xml:space="preserve">referring to his Rebbe, the </w:t>
+        <w:t xml:space="preserve"> - referring to his Rebbe, the </w:t>
       </w:r>
       <w:r>
         <w:rPr>
@@ -20882,13 +20756,7 @@
         <w:rPr>
           <w:rFonts w:ascii="Times New Roman" w:eastAsia="Times New Roman" w:hAnsi="Times New Roman" w:cs="Times New Roman"/>
         </w:rPr>
-        <w:t xml:space="preserve"> of the Kotzker Rebbe</w:t>
-      </w:r>
-      <w:r>
-        <w:rPr>
-          <w:rFonts w:ascii="Times New Roman" w:eastAsia="Times New Roman" w:hAnsi="Times New Roman" w:cs="Times New Roman"/>
-        </w:rPr>
-        <w:t xml:space="preserve"> - </w:t>
+        <w:t xml:space="preserve"> of the Kotzker Rebbe - </w:t>
       </w:r>
       <w:r>
         <w:rPr>
@@ -21233,19 +21101,7 @@
         <w:rPr>
           <w:rFonts w:ascii="Times New Roman" w:eastAsia="Times New Roman" w:hAnsi="Times New Roman" w:cs="Times New Roman"/>
         </w:rPr>
-        <w:t xml:space="preserve"> - </w:t>
-      </w:r>
-      <w:r>
-        <w:rPr>
-          <w:rFonts w:ascii="Times New Roman" w:eastAsia="Times New Roman" w:hAnsi="Times New Roman" w:cs="Times New Roman"/>
-        </w:rPr>
-        <w:t>to understand the good beforehand</w:t>
-      </w:r>
-      <w:r>
-        <w:rPr>
-          <w:rFonts w:ascii="Times New Roman" w:eastAsia="Times New Roman" w:hAnsi="Times New Roman" w:cs="Times New Roman"/>
-        </w:rPr>
-        <w:t xml:space="preserve"> - </w:t>
+        <w:t xml:space="preserve"> - to understand the good beforehand - </w:t>
       </w:r>
       <w:r>
         <w:rPr>
@@ -21452,13 +21308,7 @@
         <w:rPr>
           <w:rFonts w:ascii="Times New Roman" w:eastAsia="Times New Roman" w:hAnsi="Times New Roman" w:cs="Times New Roman"/>
         </w:rPr>
-        <w:t xml:space="preserve"> - </w:t>
-      </w:r>
-      <w:r>
-        <w:rPr>
-          <w:rFonts w:ascii="Times New Roman" w:eastAsia="Times New Roman" w:hAnsi="Times New Roman" w:cs="Times New Roman"/>
-        </w:rPr>
-        <w:t xml:space="preserve">you will be able to see what is behind Me, but what is before Me you will not see. </w:t>
+        <w:t xml:space="preserve"> - you will be able to see what is behind Me, but what is before Me you will not see. </w:t>
       </w:r>
       <w:r>
         <w:rPr>
@@ -21541,13 +21391,7 @@
         <w:rPr>
           <w:rFonts w:ascii="Times New Roman" w:eastAsia="Times New Roman" w:hAnsi="Times New Roman" w:cs="Times New Roman"/>
         </w:rPr>
-        <w:t xml:space="preserve"> - </w:t>
-      </w:r>
-      <w:r>
-        <w:rPr>
-          <w:rFonts w:ascii="Times New Roman" w:eastAsia="Times New Roman" w:hAnsi="Times New Roman" w:cs="Times New Roman"/>
-        </w:rPr>
-        <w:t>that you will not be able to understand beforehand that it, too, is for the good.</w:t>
+        <w:t xml:space="preserve"> - that you will not be able to understand beforehand that it, too, is for the good.</w:t>
       </w:r>
     </w:p>
     <w:p>
@@ -22312,13 +22156,7 @@
         <w:rPr>
           <w:rFonts w:ascii="Times New Roman" w:eastAsia="Times New Roman" w:hAnsi="Times New Roman" w:cs="Times New Roman"/>
         </w:rPr>
-        <w:t xml:space="preserve"> - </w:t>
-      </w:r>
-      <w:r>
-        <w:rPr>
-          <w:rFonts w:ascii="Times New Roman" w:eastAsia="Times New Roman" w:hAnsi="Times New Roman" w:cs="Times New Roman"/>
-        </w:rPr>
-        <w:t xml:space="preserve">this was also a </w:t>
+        <w:t xml:space="preserve"> - this was also a </w:t>
       </w:r>
       <w:r>
         <w:rPr>
@@ -23468,31 +23306,7 @@
         <w:rPr>
           <w:rFonts w:ascii="Times New Roman" w:eastAsia="Times New Roman" w:hAnsi="Times New Roman" w:cs="Times New Roman"/>
         </w:rPr>
-        <w:t xml:space="preserve"> was</w:t>
-      </w:r>
-      <w:r>
-        <w:rPr>
-          <w:rFonts w:ascii="Times New Roman" w:eastAsia="Times New Roman" w:hAnsi="Times New Roman" w:cs="Times New Roman"/>
-        </w:rPr>
-        <w:t xml:space="preserve"> - </w:t>
-      </w:r>
-      <w:r>
-        <w:rPr>
-          <w:rFonts w:ascii="Times New Roman" w:eastAsia="Times New Roman" w:hAnsi="Times New Roman" w:cs="Times New Roman"/>
-        </w:rPr>
-        <w:t>the question we raised at the beginning of the shiur</w:t>
-      </w:r>
-      <w:r>
-        <w:rPr>
-          <w:rFonts w:ascii="Times New Roman" w:eastAsia="Times New Roman" w:hAnsi="Times New Roman" w:cs="Times New Roman"/>
-        </w:rPr>
-        <w:t xml:space="preserve"> - </w:t>
-      </w:r>
-      <w:r>
-        <w:rPr>
-          <w:rFonts w:ascii="Times New Roman" w:eastAsia="Times New Roman" w:hAnsi="Times New Roman" w:cs="Times New Roman"/>
-        </w:rPr>
-        <w:t xml:space="preserve">it behooves us to look at the </w:t>
+        <w:t xml:space="preserve"> was - the question we raised at the beginning of the shiur - it behooves us to look at the </w:t>
       </w:r>
       <w:r>
         <w:rPr>
@@ -24205,13 +24019,7 @@
         <w:rPr>
           <w:rFonts w:ascii="Times New Roman" w:eastAsia="Times New Roman" w:hAnsi="Times New Roman" w:cs="Times New Roman"/>
         </w:rPr>
-        <w:t xml:space="preserve"> - </w:t>
-      </w:r>
-      <w:r>
-        <w:rPr>
-          <w:rFonts w:ascii="Times New Roman" w:eastAsia="Times New Roman" w:hAnsi="Times New Roman" w:cs="Times New Roman"/>
-        </w:rPr>
-        <w:t xml:space="preserve">that they are now receiving a great </w:t>
+        <w:t xml:space="preserve"> - that they are now receiving a great </w:t>
       </w:r>
       <w:r>
         <w:rPr>
@@ -26586,19 +26394,7 @@
         <w:rPr>
           <w:rFonts w:ascii="Times New Roman" w:eastAsia="Times New Roman" w:hAnsi="Times New Roman" w:cs="Times New Roman"/>
         </w:rPr>
-        <w:t xml:space="preserve"> itself</w:t>
-      </w:r>
-      <w:r>
-        <w:rPr>
-          <w:rFonts w:ascii="Times New Roman" w:eastAsia="Times New Roman" w:hAnsi="Times New Roman" w:cs="Times New Roman"/>
-        </w:rPr>
-        <w:t xml:space="preserve"> - </w:t>
-      </w:r>
-      <w:r>
-        <w:rPr>
-          <w:rFonts w:ascii="Times New Roman" w:eastAsia="Times New Roman" w:hAnsi="Times New Roman" w:cs="Times New Roman"/>
-        </w:rPr>
-        <w:t xml:space="preserve">that they already had from </w:t>
+        <w:t xml:space="preserve"> itself - that they already had from </w:t>
       </w:r>
       <w:r>
         <w:rPr>
@@ -27720,13 +27516,7 @@
         <w:rPr>
           <w:rFonts w:ascii="Times New Roman" w:eastAsia="Times New Roman" w:hAnsi="Times New Roman" w:cs="Times New Roman"/>
         </w:rPr>
-        <w:t xml:space="preserve"> - </w:t>
-      </w:r>
-      <w:r>
-        <w:rPr>
-          <w:rFonts w:ascii="Times New Roman" w:eastAsia="Times New Roman" w:hAnsi="Times New Roman" w:cs="Times New Roman"/>
-        </w:rPr>
-        <w:t xml:space="preserve">what he sees is </w:t>
+        <w:t xml:space="preserve"> - what he sees is </w:t>
       </w:r>
       <w:r>
         <w:rPr>
@@ -28751,13 +28541,7 @@
         <w:rPr>
           <w:rFonts w:ascii="Times New Roman" w:eastAsia="Times New Roman" w:hAnsi="Times New Roman" w:cs="Times New Roman"/>
         </w:rPr>
-        <w:t xml:space="preserve"> - </w:t>
-      </w:r>
-      <w:r>
-        <w:rPr>
-          <w:rFonts w:ascii="Times New Roman" w:eastAsia="Times New Roman" w:hAnsi="Times New Roman" w:cs="Times New Roman"/>
-        </w:rPr>
-        <w:t xml:space="preserve">the entire </w:t>
+        <w:t xml:space="preserve"> - the entire </w:t>
       </w:r>
       <w:r>
         <w:rPr>
@@ -29742,19 +29526,7 @@
         <w:rPr>
           <w:rFonts w:ascii="Times New Roman" w:eastAsia="Times New Roman" w:hAnsi="Times New Roman" w:cs="Times New Roman"/>
         </w:rPr>
-        <w:t xml:space="preserve"> are answered</w:t>
-      </w:r>
-      <w:r>
-        <w:rPr>
-          <w:rFonts w:ascii="Times New Roman" w:eastAsia="Times New Roman" w:hAnsi="Times New Roman" w:cs="Times New Roman"/>
-        </w:rPr>
-        <w:t xml:space="preserve"> - </w:t>
-      </w:r>
-      <w:r>
-        <w:rPr>
-          <w:rFonts w:ascii="Times New Roman" w:eastAsia="Times New Roman" w:hAnsi="Times New Roman" w:cs="Times New Roman"/>
-        </w:rPr>
-        <w:t xml:space="preserve">all the </w:t>
+        <w:t xml:space="preserve"> are answered - all the </w:t>
       </w:r>
       <w:r>
         <w:rPr>
@@ -31559,19 +31331,7 @@
         <w:rPr>
           <w:rFonts w:ascii="Times New Roman" w:eastAsia="Times New Roman" w:hAnsi="Times New Roman" w:cs="Times New Roman"/>
         </w:rPr>
-        <w:t xml:space="preserve"> themselves</w:t>
-      </w:r>
-      <w:r>
-        <w:rPr>
-          <w:rFonts w:ascii="Times New Roman" w:eastAsia="Times New Roman" w:hAnsi="Times New Roman" w:cs="Times New Roman"/>
-        </w:rPr>
-        <w:t xml:space="preserve"> - </w:t>
-      </w:r>
-      <w:r>
-        <w:rPr>
-          <w:rFonts w:ascii="Times New Roman" w:eastAsia="Times New Roman" w:hAnsi="Times New Roman" w:cs="Times New Roman"/>
-        </w:rPr>
-        <w:t xml:space="preserve">either </w:t>
+        <w:t xml:space="preserve"> themselves - either </w:t>
       </w:r>
       <w:r>
         <w:rPr>
@@ -31981,13 +31741,7 @@
         <w:rPr>
           <w:rFonts w:ascii="Times New Roman" w:eastAsia="Times New Roman" w:hAnsi="Times New Roman" w:cs="Times New Roman"/>
         </w:rPr>
-        <w:t xml:space="preserve"> - </w:t>
-      </w:r>
-      <w:r>
-        <w:rPr>
-          <w:rFonts w:ascii="Times New Roman" w:eastAsia="Times New Roman" w:hAnsi="Times New Roman" w:cs="Times New Roman"/>
-        </w:rPr>
-        <w:t xml:space="preserve">except, says the </w:t>
+        <w:t xml:space="preserve"> - except, says the </w:t>
       </w:r>
       <w:r>
         <w:rPr>
@@ -33251,13 +33005,7 @@
         <w:rPr>
           <w:rFonts w:ascii="Times New Roman" w:eastAsia="Times New Roman" w:hAnsi="Times New Roman" w:cs="Times New Roman"/>
         </w:rPr>
-        <w:t xml:space="preserve"> - </w:t>
-      </w:r>
-      <w:r>
-        <w:rPr>
-          <w:rFonts w:ascii="Times New Roman" w:eastAsia="Times New Roman" w:hAnsi="Times New Roman" w:cs="Times New Roman"/>
-        </w:rPr>
-        <w:t xml:space="preserve">because after the </w:t>
+        <w:t xml:space="preserve"> - because after the </w:t>
       </w:r>
       <w:r>
         <w:rPr>
@@ -34116,19 +33864,7 @@
         <w:rPr>
           <w:rFonts w:ascii="Times New Roman" w:eastAsia="Times New Roman" w:hAnsi="Times New Roman" w:cs="Times New Roman"/>
         </w:rPr>
-        <w:t xml:space="preserve"> - </w:t>
-      </w:r>
-      <w:r>
-        <w:rPr>
-          <w:rFonts w:ascii="Times New Roman" w:eastAsia="Times New Roman" w:hAnsi="Times New Roman" w:cs="Times New Roman"/>
-        </w:rPr>
-        <w:t>he feels in his bones</w:t>
-      </w:r>
-      <w:r>
-        <w:rPr>
-          <w:rFonts w:ascii="Times New Roman" w:eastAsia="Times New Roman" w:hAnsi="Times New Roman" w:cs="Times New Roman"/>
-        </w:rPr>
-        <w:t xml:space="preserve"> - </w:t>
+        <w:t xml:space="preserve"> - he feels in his bones - </w:t>
       </w:r>
       <w:r>
         <w:rPr>
@@ -35650,13 +35386,7 @@
         <w:rPr>
           <w:rFonts w:ascii="Times New Roman" w:eastAsia="Times New Roman" w:hAnsi="Times New Roman" w:cs="Times New Roman"/>
         </w:rPr>
-        <w:t xml:space="preserve"> - </w:t>
-      </w:r>
-      <w:r>
-        <w:rPr>
-          <w:rFonts w:ascii="Times New Roman" w:eastAsia="Times New Roman" w:hAnsi="Times New Roman" w:cs="Times New Roman"/>
-        </w:rPr>
-        <w:t xml:space="preserve">the entire world is filled with </w:t>
+        <w:t xml:space="preserve"> - the entire world is filled with </w:t>
       </w:r>
       <w:r>
         <w:rPr>
@@ -35844,13 +35574,7 @@
         <w:rPr>
           <w:rFonts w:ascii="Times New Roman" w:eastAsia="Times New Roman" w:hAnsi="Times New Roman" w:cs="Times New Roman"/>
         </w:rPr>
-        <w:t xml:space="preserve"> - </w:t>
-      </w:r>
-      <w:r>
-        <w:rPr>
-          <w:rFonts w:ascii="Times New Roman" w:eastAsia="Times New Roman" w:hAnsi="Times New Roman" w:cs="Times New Roman"/>
-        </w:rPr>
-        <w:t xml:space="preserve">the entire world together is filled with one thing, </w:t>
+        <w:t xml:space="preserve"> - the entire world together is filled with one thing, </w:t>
       </w:r>
       <w:r>
         <w:rPr>
@@ -36108,13 +35832,7 @@
         <w:rPr>
           <w:rFonts w:ascii="Times New Roman" w:eastAsia="Times New Roman" w:hAnsi="Times New Roman" w:cs="Times New Roman"/>
         </w:rPr>
-        <w:t xml:space="preserve"> - </w:t>
-      </w:r>
-      <w:r>
-        <w:rPr>
-          <w:rFonts w:ascii="Times New Roman" w:eastAsia="Times New Roman" w:hAnsi="Times New Roman" w:cs="Times New Roman"/>
-        </w:rPr>
-        <w:t xml:space="preserve">that the entire world is filled with one purpose, to bring about </w:t>
+        <w:t xml:space="preserve"> - that the entire world is filled with one purpose, to bring about </w:t>
       </w:r>
       <w:r>
         <w:rPr>
